--- a/лр3/лр3.docx
+++ b/лр3/лр3.docx
@@ -1,6 +1,6 @@
 
 <file path=word/document.xml><?xml version="1.0" encoding="utf-8"?>
-<w:document xmlns:wpc="http://schemas.microsoft.com/office/word/2010/wordprocessingCanvas" xmlns:cx="http://schemas.microsoft.com/office/drawing/2014/chartex" xmlns:cx1="http://schemas.microsoft.com/office/drawing/2015/9/8/chartex" xmlns:cx2="http://schemas.microsoft.com/office/drawing/2015/10/21/chartex" xmlns:cx3="http://schemas.microsoft.com/office/drawing/2016/5/9/chartex" xmlns:cx4="http://schemas.microsoft.com/office/drawing/2016/5/10/chartex" xmlns:cx5="http://schemas.microsoft.com/office/drawing/2016/5/11/chartex" xmlns:cx6="http://schemas.microsoft.com/office/drawing/2016/5/12/chartex" xmlns:cx7="http://schemas.microsoft.com/office/drawing/2016/5/13/chartex" xmlns:cx8="http://schemas.microsoft.com/office/drawing/2016/5/14/chartex" xmlns:mc="http://schemas.openxmlformats.org/markup-compatibility/2006" xmlns:aink="http://schemas.microsoft.com/office/drawing/2016/ink" xmlns:am3d="http://schemas.microsoft.com/office/drawing/2017/model3d" xmlns:o="urn:schemas-microsoft-com:office:office" xmlns:r="http://schemas.openxmlformats.org/officeDocument/2006/relationships" xmlns:m="http://schemas.openxmlformats.org/officeDocument/2006/math" xmlns:v="urn:schemas-microsoft-com:vml" xmlns:wp14="http://schemas.microsoft.com/office/word/2010/wordprocessingDrawing" xmlns:wp="http://schemas.openxmlformats.org/drawingml/2006/wordprocessingDrawing" xmlns:w10="urn:schemas-microsoft-com:office:word" xmlns:w="http://schemas.openxmlformats.org/wordprocessingml/2006/main" xmlns:w14="http://schemas.microsoft.com/office/word/2010/wordml" xmlns:w15="http://schemas.microsoft.com/office/word/2012/wordml" xmlns:w16cex="http://schemas.microsoft.com/office/word/2018/wordml/cex" xmlns:w16cid="http://schemas.microsoft.com/office/word/2016/wordml/cid" xmlns:w16="http://schemas.microsoft.com/office/word/2018/wordml" xmlns:w16se="http://schemas.microsoft.com/office/word/2015/wordml/symex" xmlns:wpg="http://schemas.microsoft.com/office/word/2010/wordprocessingGroup" xmlns:wpi="http://schemas.microsoft.com/office/word/2010/wordprocessingInk" xmlns:wne="http://schemas.microsoft.com/office/word/2006/wordml" xmlns:wps="http://schemas.microsoft.com/office/word/2010/wordprocessingShape" mc:Ignorable="w14 w15 w16se w16cid w16 w16cex wp14">
+<w:document xmlns:wpc="http://schemas.microsoft.com/office/word/2010/wordprocessingCanvas" xmlns:mc="http://schemas.openxmlformats.org/markup-compatibility/2006" xmlns:o="urn:schemas-microsoft-com:office:office" xmlns:r="http://schemas.openxmlformats.org/officeDocument/2006/relationships" xmlns:m="http://schemas.openxmlformats.org/officeDocument/2006/math" xmlns:v="urn:schemas-microsoft-com:vml" xmlns:wp14="http://schemas.microsoft.com/office/word/2010/wordprocessingDrawing" xmlns:wp="http://schemas.openxmlformats.org/drawingml/2006/wordprocessingDrawing" xmlns:w10="urn:schemas-microsoft-com:office:word" xmlns:w="http://schemas.openxmlformats.org/wordprocessingml/2006/main" xmlns:w14="http://schemas.microsoft.com/office/word/2010/wordml" xmlns:w15="http://schemas.microsoft.com/office/word/2012/wordml" xmlns:wpg="http://schemas.microsoft.com/office/word/2010/wordprocessingGroup" xmlns:wpi="http://schemas.microsoft.com/office/word/2010/wordprocessingInk" xmlns:wne="http://schemas.microsoft.com/office/word/2006/wordml" xmlns:wps="http://schemas.microsoft.com/office/word/2010/wordprocessingShape" mc:Ignorable="w14 w15 wp14">
   <w:body>
     <w:p>
       <w:pPr>
@@ -285,6 +285,7 @@
         </w:rPr>
         <w:t>СЕВЕРО-КАВКАЗСКИЙ</w:t>
       </w:r>
+      <w:proofErr w:type="gramEnd"/>
       <w:r>
         <w:rPr>
           <w:rFonts w:ascii="Times New Roman" w:hAnsi="Times New Roman" w:cs="Times New Roman"/>
@@ -303,7 +304,6 @@
         </w:rPr>
         <w:t>ФЕДЕРАЛЬНЫЙ</w:t>
       </w:r>
-      <w:proofErr w:type="gramEnd"/>
       <w:r>
         <w:rPr>
           <w:rFonts w:ascii="Times New Roman" w:hAnsi="Times New Roman" w:cs="Times New Roman"/>
@@ -2781,8 +2781,9 @@
     </w:p>
     <w:tbl>
       <w:tblPr>
-        <w:tblW w:w="11280" w:type="dxa"/>
-        <w:tblInd w:w="-1382" w:type="dxa"/>
+        <w:tblpPr w:leftFromText="180" w:rightFromText="180" w:vertAnchor="text" w:tblpXSpec="right" w:tblpY="1"/>
+        <w:tblOverlap w:val="never"/>
+        <w:tblW w:w="8812" w:type="dxa"/>
         <w:tblCellMar>
           <w:top w:w="15" w:type="dxa"/>
           <w:left w:w="15" w:type="dxa"/>
@@ -2792,120 +2793,9 @@
         <w:tblLook w:val="04A0" w:firstRow="1" w:lastRow="0" w:firstColumn="1" w:lastColumn="0" w:noHBand="0" w:noVBand="1"/>
       </w:tblPr>
       <w:tblGrid>
-        <w:gridCol w:w="2485"/>
-        <w:gridCol w:w="8795"/>
+        <w:gridCol w:w="8812"/>
       </w:tblGrid>
       <w:tr>
-        <w:trPr>
-          <w:tblHeader/>
-        </w:trPr>
-        <w:tc>
-          <w:tcPr>
-            <w:tcW w:w="0" w:type="auto"/>
-            <w:tcBorders>
-              <w:top w:val="nil"/>
-            </w:tcBorders>
-            <w:tcMar>
-              <w:top w:w="150" w:type="dxa"/>
-              <w:left w:w="0" w:type="dxa"/>
-              <w:bottom w:w="150" w:type="dxa"/>
-              <w:right w:w="240" w:type="dxa"/>
-            </w:tcMar>
-            <w:vAlign w:val="center"/>
-            <w:hideMark/>
-          </w:tcPr>
-          <w:p>
-            <w:pPr>
-              <w:spacing w:after="0" w:line="360" w:lineRule="auto"/>
-              <w:ind w:firstLine="709"/>
-              <w:jc w:val="both"/>
-              <w:rPr>
-                <w:rFonts w:ascii="Times New Roman" w:hAnsi="Times New Roman" w:cs="Times New Roman"/>
-                <w:sz w:val="28"/>
-                <w:szCs w:val="28"/>
-              </w:rPr>
-            </w:pPr>
-            <w:r>
-              <w:rPr>
-                <w:rFonts w:ascii="Times New Roman" w:hAnsi="Times New Roman" w:cs="Times New Roman"/>
-                <w:sz w:val="28"/>
-                <w:szCs w:val="28"/>
-              </w:rPr>
-              <w:t>Правило</w:t>
-            </w:r>
-          </w:p>
-        </w:tc>
-        <w:tc>
-          <w:tcPr>
-            <w:tcW w:w="0" w:type="auto"/>
-            <w:tcBorders>
-              <w:top w:val="nil"/>
-            </w:tcBorders>
-            <w:tcMar>
-              <w:top w:w="150" w:type="dxa"/>
-              <w:left w:w="240" w:type="dxa"/>
-              <w:bottom w:w="150" w:type="dxa"/>
-              <w:right w:w="240" w:type="dxa"/>
-            </w:tcMar>
-            <w:vAlign w:val="center"/>
-            <w:hideMark/>
-          </w:tcPr>
-          <w:p>
-            <w:pPr>
-              <w:spacing w:after="0" w:line="360" w:lineRule="auto"/>
-              <w:ind w:firstLine="709"/>
-              <w:jc w:val="both"/>
-              <w:rPr>
-                <w:rFonts w:ascii="Times New Roman" w:hAnsi="Times New Roman" w:cs="Times New Roman"/>
-                <w:sz w:val="28"/>
-                <w:szCs w:val="28"/>
-              </w:rPr>
-            </w:pPr>
-            <w:r>
-              <w:rPr>
-                <w:rFonts w:ascii="Times New Roman" w:hAnsi="Times New Roman" w:cs="Times New Roman"/>
-                <w:sz w:val="28"/>
-                <w:szCs w:val="28"/>
-              </w:rPr>
-              <w:t>Методы</w:t>
-            </w:r>
-          </w:p>
-        </w:tc>
-      </w:tr>
-      <w:tr>
-        <w:tc>
-          <w:tcPr>
-            <w:tcW w:w="0" w:type="auto"/>
-            <w:tcMar>
-              <w:top w:w="150" w:type="dxa"/>
-              <w:left w:w="0" w:type="dxa"/>
-              <w:bottom w:w="150" w:type="dxa"/>
-              <w:right w:w="240" w:type="dxa"/>
-            </w:tcMar>
-            <w:vAlign w:val="center"/>
-            <w:hideMark/>
-          </w:tcPr>
-          <w:p>
-            <w:pPr>
-              <w:spacing w:after="0" w:line="360" w:lineRule="auto"/>
-              <w:ind w:firstLine="709"/>
-              <w:jc w:val="both"/>
-              <w:rPr>
-                <w:rFonts w:ascii="Times New Roman" w:hAnsi="Times New Roman" w:cs="Times New Roman"/>
-                <w:sz w:val="28"/>
-                <w:szCs w:val="28"/>
-              </w:rPr>
-            </w:pPr>
-            <w:r>
-              <w:rPr>
-                <w:rFonts w:ascii="Times New Roman" w:hAnsi="Times New Roman" w:cs="Times New Roman"/>
-                <w:sz w:val="28"/>
-                <w:szCs w:val="28"/>
-              </w:rPr>
-              <w:t>Правило трёх</w:t>
-            </w:r>
-          </w:p>
-        </w:tc>
         <w:tc>
           <w:tcPr>
             <w:tcW w:w="0" w:type="auto"/>
@@ -2918,6 +2808,205 @@
             <w:vAlign w:val="center"/>
             <w:hideMark/>
           </w:tcPr>
+          <w:tbl>
+            <w:tblPr>
+              <w:tblStyle w:val="a3"/>
+              <w:tblW w:w="0" w:type="auto"/>
+              <w:tblLook w:val="04A0" w:firstRow="1" w:lastRow="0" w:firstColumn="1" w:lastColumn="0" w:noHBand="0" w:noVBand="1"/>
+            </w:tblPr>
+            <w:tblGrid>
+              <w:gridCol w:w="3114"/>
+              <w:gridCol w:w="5431"/>
+            </w:tblGrid>
+            <w:tr>
+              <w:tc>
+                <w:tcPr>
+                  <w:tcW w:w="3114" w:type="dxa"/>
+                </w:tcPr>
+                <w:p>
+                  <w:pPr>
+                    <w:framePr w:hSpace="180" w:wrap="around" w:vAnchor="text" w:hAnchor="text" w:xAlign="right" w:y="1"/>
+                    <w:spacing w:line="360" w:lineRule="auto"/>
+                    <w:suppressOverlap/>
+                    <w:jc w:val="center"/>
+                    <w:rPr>
+                      <w:rFonts w:ascii="Times New Roman" w:hAnsi="Times New Roman" w:cs="Times New Roman"/>
+                      <w:sz w:val="28"/>
+                      <w:szCs w:val="28"/>
+                    </w:rPr>
+                  </w:pPr>
+                  <w:r>
+                    <w:rPr>
+                      <w:rFonts w:ascii="Times New Roman" w:hAnsi="Times New Roman" w:cs="Times New Roman"/>
+                      <w:sz w:val="28"/>
+                      <w:szCs w:val="28"/>
+                    </w:rPr>
+                    <w:t>Правило</w:t>
+                  </w:r>
+                </w:p>
+              </w:tc>
+              <w:tc>
+                <w:tcPr>
+                  <w:tcW w:w="5431" w:type="dxa"/>
+                </w:tcPr>
+                <w:p>
+                  <w:pPr>
+                    <w:framePr w:hSpace="180" w:wrap="around" w:vAnchor="text" w:hAnchor="text" w:xAlign="right" w:y="1"/>
+                    <w:spacing w:line="360" w:lineRule="auto"/>
+                    <w:suppressOverlap/>
+                    <w:jc w:val="center"/>
+                    <w:rPr>
+                      <w:rFonts w:ascii="Times New Roman" w:hAnsi="Times New Roman" w:cs="Times New Roman"/>
+                      <w:sz w:val="28"/>
+                      <w:szCs w:val="28"/>
+                    </w:rPr>
+                  </w:pPr>
+                  <w:r>
+                    <w:rPr>
+                      <w:rFonts w:ascii="Times New Roman" w:hAnsi="Times New Roman" w:cs="Times New Roman"/>
+                      <w:sz w:val="28"/>
+                      <w:szCs w:val="28"/>
+                    </w:rPr>
+                    <w:t>Методы</w:t>
+                  </w:r>
+                </w:p>
+              </w:tc>
+            </w:tr>
+            <w:tr>
+              <w:tc>
+                <w:tcPr>
+                  <w:tcW w:w="3114" w:type="dxa"/>
+                </w:tcPr>
+                <w:p>
+                  <w:pPr>
+                    <w:framePr w:hSpace="180" w:wrap="around" w:vAnchor="text" w:hAnchor="text" w:xAlign="right" w:y="1"/>
+                    <w:spacing w:line="360" w:lineRule="auto"/>
+                    <w:suppressOverlap/>
+                    <w:jc w:val="center"/>
+                    <w:rPr>
+                      <w:rFonts w:ascii="Times New Roman" w:hAnsi="Times New Roman" w:cs="Times New Roman"/>
+                      <w:sz w:val="28"/>
+                      <w:szCs w:val="28"/>
+                    </w:rPr>
+                  </w:pPr>
+                  <w:r>
+                    <w:rPr>
+                      <w:rFonts w:ascii="Times New Roman" w:hAnsi="Times New Roman" w:cs="Times New Roman"/>
+                      <w:sz w:val="28"/>
+                      <w:szCs w:val="28"/>
+                    </w:rPr>
+                    <w:t>Правило трёх</w:t>
+                  </w:r>
+                </w:p>
+              </w:tc>
+              <w:tc>
+                <w:tcPr>
+                  <w:tcW w:w="5431" w:type="dxa"/>
+                </w:tcPr>
+                <w:p>
+                  <w:pPr>
+                    <w:framePr w:hSpace="180" w:wrap="around" w:vAnchor="text" w:hAnchor="text" w:xAlign="right" w:y="1"/>
+                    <w:spacing w:line="360" w:lineRule="auto"/>
+                    <w:suppressOverlap/>
+                    <w:jc w:val="center"/>
+                    <w:rPr>
+                      <w:rFonts w:ascii="Times New Roman" w:hAnsi="Times New Roman" w:cs="Times New Roman"/>
+                      <w:sz w:val="28"/>
+                      <w:szCs w:val="28"/>
+                    </w:rPr>
+                  </w:pPr>
+                  <w:r>
+                    <w:rPr>
+                      <w:rFonts w:ascii="Times New Roman" w:hAnsi="Times New Roman" w:cs="Times New Roman"/>
+                      <w:sz w:val="28"/>
+                      <w:szCs w:val="28"/>
+                    </w:rPr>
+                    <w:t>Деструктор, конструктор копирования, оператор присваивания копированием</w:t>
+                  </w:r>
+                </w:p>
+              </w:tc>
+            </w:tr>
+            <w:tr>
+              <w:tc>
+                <w:tcPr>
+                  <w:tcW w:w="3114" w:type="dxa"/>
+                </w:tcPr>
+                <w:p>
+                  <w:pPr>
+                    <w:framePr w:hSpace="180" w:wrap="around" w:vAnchor="text" w:hAnchor="text" w:xAlign="right" w:y="1"/>
+                    <w:spacing w:line="360" w:lineRule="auto"/>
+                    <w:suppressOverlap/>
+                    <w:jc w:val="center"/>
+                    <w:rPr>
+                      <w:rFonts w:ascii="Times New Roman" w:hAnsi="Times New Roman" w:cs="Times New Roman"/>
+                      <w:sz w:val="28"/>
+                      <w:szCs w:val="28"/>
+                    </w:rPr>
+                  </w:pPr>
+                  <w:r>
+                    <w:rPr>
+                      <w:rFonts w:ascii="Times New Roman" w:hAnsi="Times New Roman" w:cs="Times New Roman"/>
+                      <w:sz w:val="28"/>
+                      <w:szCs w:val="28"/>
+                    </w:rPr>
+                    <w:t>Правило пяти</w:t>
+                  </w:r>
+                </w:p>
+              </w:tc>
+              <w:tc>
+                <w:tcPr>
+                  <w:tcW w:w="5431" w:type="dxa"/>
+                </w:tcPr>
+                <w:p>
+                  <w:pPr>
+                    <w:framePr w:hSpace="180" w:wrap="around" w:vAnchor="text" w:hAnchor="text" w:xAlign="right" w:y="1"/>
+                    <w:spacing w:line="360" w:lineRule="auto"/>
+                    <w:suppressOverlap/>
+                    <w:jc w:val="center"/>
+                    <w:rPr>
+                      <w:rFonts w:ascii="Times New Roman" w:hAnsi="Times New Roman" w:cs="Times New Roman"/>
+                      <w:sz w:val="28"/>
+                      <w:szCs w:val="28"/>
+                    </w:rPr>
+                  </w:pPr>
+                  <w:r>
+                    <w:rPr>
+                      <w:rFonts w:ascii="Times New Roman" w:hAnsi="Times New Roman" w:cs="Times New Roman"/>
+                      <w:sz w:val="28"/>
+                      <w:szCs w:val="28"/>
+                    </w:rPr>
+                    <w:t>+ Конструктор перемещения, оператор присваивания перемещением</w:t>
+                  </w:r>
+                </w:p>
+                <w:p>
+                  <w:pPr>
+                    <w:framePr w:hSpace="180" w:wrap="around" w:vAnchor="text" w:hAnchor="text" w:xAlign="right" w:y="1"/>
+                    <w:spacing w:line="360" w:lineRule="auto"/>
+                    <w:suppressOverlap/>
+                    <w:jc w:val="center"/>
+                    <w:rPr>
+                      <w:rFonts w:ascii="Times New Roman" w:hAnsi="Times New Roman" w:cs="Times New Roman"/>
+                      <w:sz w:val="28"/>
+                      <w:szCs w:val="28"/>
+                    </w:rPr>
+                  </w:pPr>
+                </w:p>
+                <w:p>
+                  <w:pPr>
+                    <w:framePr w:hSpace="180" w:wrap="around" w:vAnchor="text" w:hAnchor="text" w:xAlign="right" w:y="1"/>
+                    <w:spacing w:line="360" w:lineRule="auto"/>
+                    <w:suppressOverlap/>
+                    <w:jc w:val="center"/>
+                    <w:rPr>
+                      <w:rFonts w:ascii="Times New Roman" w:hAnsi="Times New Roman" w:cs="Times New Roman"/>
+                      <w:sz w:val="28"/>
+                      <w:szCs w:val="28"/>
+                    </w:rPr>
+                  </w:pPr>
+                </w:p>
+              </w:tc>
+            </w:tr>
+          </w:tbl>
           <w:p>
             <w:pPr>
               <w:spacing w:after="0" w:line="360" w:lineRule="auto"/>
@@ -2929,82 +3018,6 @@
                 <w:szCs w:val="28"/>
               </w:rPr>
             </w:pPr>
-            <w:r>
-              <w:rPr>
-                <w:rFonts w:ascii="Times New Roman" w:hAnsi="Times New Roman" w:cs="Times New Roman"/>
-                <w:sz w:val="28"/>
-                <w:szCs w:val="28"/>
-              </w:rPr>
-              <w:t>Деструктор, конструктор копирования, оператор присваивания копированием</w:t>
-            </w:r>
-          </w:p>
-        </w:tc>
-      </w:tr>
-      <w:tr>
-        <w:tc>
-          <w:tcPr>
-            <w:tcW w:w="0" w:type="auto"/>
-            <w:tcMar>
-              <w:top w:w="150" w:type="dxa"/>
-              <w:left w:w="0" w:type="dxa"/>
-              <w:bottom w:w="150" w:type="dxa"/>
-              <w:right w:w="240" w:type="dxa"/>
-            </w:tcMar>
-            <w:vAlign w:val="center"/>
-            <w:hideMark/>
-          </w:tcPr>
-          <w:p>
-            <w:pPr>
-              <w:spacing w:after="0" w:line="360" w:lineRule="auto"/>
-              <w:ind w:firstLine="709"/>
-              <w:jc w:val="both"/>
-              <w:rPr>
-                <w:rFonts w:ascii="Times New Roman" w:hAnsi="Times New Roman" w:cs="Times New Roman"/>
-                <w:sz w:val="28"/>
-                <w:szCs w:val="28"/>
-              </w:rPr>
-            </w:pPr>
-            <w:r>
-              <w:rPr>
-                <w:rFonts w:ascii="Times New Roman" w:hAnsi="Times New Roman" w:cs="Times New Roman"/>
-                <w:sz w:val="28"/>
-                <w:szCs w:val="28"/>
-              </w:rPr>
-              <w:t>Правило пяти</w:t>
-            </w:r>
-          </w:p>
-        </w:tc>
-        <w:tc>
-          <w:tcPr>
-            <w:tcW w:w="0" w:type="auto"/>
-            <w:tcMar>
-              <w:top w:w="150" w:type="dxa"/>
-              <w:left w:w="240" w:type="dxa"/>
-              <w:bottom w:w="150" w:type="dxa"/>
-              <w:right w:w="0" w:type="dxa"/>
-            </w:tcMar>
-            <w:vAlign w:val="center"/>
-            <w:hideMark/>
-          </w:tcPr>
-          <w:p>
-            <w:pPr>
-              <w:spacing w:after="0" w:line="360" w:lineRule="auto"/>
-              <w:ind w:firstLine="709"/>
-              <w:jc w:val="both"/>
-              <w:rPr>
-                <w:rFonts w:ascii="Times New Roman" w:hAnsi="Times New Roman" w:cs="Times New Roman"/>
-                <w:sz w:val="28"/>
-                <w:szCs w:val="28"/>
-              </w:rPr>
-            </w:pPr>
-            <w:r>
-              <w:rPr>
-                <w:rFonts w:ascii="Times New Roman" w:hAnsi="Times New Roman" w:cs="Times New Roman"/>
-                <w:sz w:val="28"/>
-                <w:szCs w:val="28"/>
-              </w:rPr>
-              <w:t>+ Конструктор перемещения, оператор присваивания перемещением</w:t>
-            </w:r>
           </w:p>
         </w:tc>
       </w:tr>
@@ -3028,6 +3041,16 @@
           <w:sz w:val="28"/>
           <w:szCs w:val="28"/>
         </w:rPr>
+        <w:br w:type="textWrapping" w:clear="all"/>
+      </w:r>
+      <w:r>
+        <w:rPr>
+          <w:rFonts w:ascii="Times New Roman" w:hAnsi="Times New Roman" w:cs="Times New Roman"/>
+          <w:b/>
+          <w:bCs/>
+          <w:sz w:val="28"/>
+          <w:szCs w:val="28"/>
+        </w:rPr>
         <w:t>Итератор</w:t>
       </w:r>
       <w:r>
@@ -3130,6 +3153,7 @@
           <w:sz w:val="28"/>
           <w:szCs w:val="28"/>
         </w:rPr>
+        <w:lastRenderedPageBreak/>
         <w:t xml:space="preserve">T* </w:t>
       </w:r>
       <w:proofErr w:type="spellStart"/>
@@ -3204,6 +3228,8 @@
         <w:jc w:val="both"/>
         <w:rPr>
           <w:rFonts w:ascii="Times New Roman" w:hAnsi="Times New Roman" w:cs="Times New Roman"/>
+          <w:i/>
+          <w:iCs/>
           <w:sz w:val="28"/>
           <w:szCs w:val="28"/>
         </w:rPr>
@@ -3217,6 +3243,7 @@
         <w:t xml:space="preserve">T* </w:t>
       </w:r>
       <w:proofErr w:type="spellStart"/>
+      <w:proofErr w:type="gramStart"/>
       <w:r>
         <w:rPr>
           <w:rFonts w:ascii="Times New Roman" w:hAnsi="Times New Roman" w:cs="Times New Roman"/>
@@ -3232,7 +3259,16 @@
           <w:sz w:val="28"/>
           <w:szCs w:val="28"/>
         </w:rPr>
-        <w:t xml:space="preserve">() { </w:t>
+        <w:t>(</w:t>
+      </w:r>
+      <w:proofErr w:type="gramEnd"/>
+      <w:r>
+        <w:rPr>
+          <w:rFonts w:ascii="Times New Roman" w:hAnsi="Times New Roman" w:cs="Times New Roman"/>
+          <w:sz w:val="28"/>
+          <w:szCs w:val="28"/>
+        </w:rPr>
+        <w:t xml:space="preserve">) { </w:t>
       </w:r>
       <w:proofErr w:type="spellStart"/>
       <w:r>
@@ -3310,6 +3346,18 @@
           <w:szCs w:val="28"/>
         </w:rPr>
       </w:pPr>
+    </w:p>
+    <w:p>
+      <w:pPr>
+        <w:spacing w:after="0" w:line="360" w:lineRule="auto"/>
+        <w:ind w:firstLine="709"/>
+        <w:jc w:val="both"/>
+        <w:rPr>
+          <w:rFonts w:ascii="Times New Roman" w:hAnsi="Times New Roman" w:cs="Times New Roman"/>
+          <w:sz w:val="28"/>
+          <w:szCs w:val="28"/>
+        </w:rPr>
+      </w:pPr>
       <w:r>
         <w:rPr>
           <w:rFonts w:ascii="Times New Roman" w:hAnsi="Times New Roman" w:cs="Times New Roman"/>
@@ -3318,7 +3366,6 @@
           <w:sz w:val="28"/>
           <w:szCs w:val="28"/>
         </w:rPr>
-        <w:lastRenderedPageBreak/>
         <w:t>Амортизированный анализ</w:t>
       </w:r>
       <w:r>
@@ -3339,48 +3386,83 @@
         <w:t>push_back</w:t>
       </w:r>
       <w:proofErr w:type="spellEnd"/>
+    </w:p>
+    <w:p>
+      <w:pPr>
+        <w:spacing w:after="0" w:line="360" w:lineRule="auto"/>
+        <w:jc w:val="both"/>
+        <w:rPr>
+          <w:rFonts w:ascii="Times New Roman" w:hAnsi="Times New Roman" w:cs="Times New Roman"/>
+          <w:sz w:val="28"/>
+          <w:szCs w:val="28"/>
+        </w:rPr>
+      </w:pPr>
+      <w:r>
+        <w:rPr>
+          <w:rFonts w:ascii="Times New Roman" w:hAnsi="Times New Roman" w:cs="Times New Roman"/>
+          <w:sz w:val="28"/>
+          <w:szCs w:val="28"/>
+        </w:rPr>
+        <w:t>С</w:t>
+      </w:r>
+      <w:r>
+        <w:rPr>
+          <w:rFonts w:ascii="Times New Roman" w:hAnsi="Times New Roman" w:cs="Times New Roman"/>
+          <w:sz w:val="28"/>
+          <w:szCs w:val="28"/>
+        </w:rPr>
+        <w:t>уммарное количество копирований за n вставок ≈ 2n. То есть </w:t>
+      </w:r>
+      <w:proofErr w:type="spellStart"/>
+      <w:r>
+        <w:rPr>
+          <w:rFonts w:ascii="Times New Roman" w:hAnsi="Times New Roman" w:cs="Times New Roman"/>
+          <w:sz w:val="28"/>
+          <w:szCs w:val="28"/>
+        </w:rPr>
+        <w:t>амортизированно</w:t>
+      </w:r>
+      <w:proofErr w:type="spellEnd"/>
+      <w:r>
+        <w:rPr>
+          <w:rFonts w:ascii="Times New Roman" w:hAnsi="Times New Roman" w:cs="Times New Roman"/>
+          <w:sz w:val="28"/>
+          <w:szCs w:val="28"/>
+        </w:rPr>
+        <w:t xml:space="preserve"> O(1) на одну операцию.</w:t>
+      </w:r>
+    </w:p>
+    <w:p>
+      <w:pPr>
+        <w:spacing w:after="0" w:line="360" w:lineRule="auto"/>
+        <w:ind w:firstLine="709"/>
+        <w:jc w:val="both"/>
+        <w:rPr>
+          <w:rFonts w:ascii="Times New Roman" w:hAnsi="Times New Roman" w:cs="Times New Roman"/>
+          <w:sz w:val="28"/>
+          <w:szCs w:val="28"/>
+        </w:rPr>
+      </w:pPr>
     </w:p>
     <w:tbl>
       <w:tblPr>
-        <w:tblW w:w="11280" w:type="dxa"/>
-        <w:jc w:val="center"/>
-        <w:tblCellMar>
-          <w:top w:w="15" w:type="dxa"/>
-          <w:left w:w="15" w:type="dxa"/>
-          <w:bottom w:w="15" w:type="dxa"/>
-          <w:right w:w="15" w:type="dxa"/>
-        </w:tblCellMar>
+        <w:tblStyle w:val="a3"/>
+        <w:tblW w:w="0" w:type="auto"/>
         <w:tblLook w:val="04A0" w:firstRow="1" w:lastRow="0" w:firstColumn="1" w:lastColumn="0" w:noHBand="0" w:noVBand="1"/>
       </w:tblPr>
       <w:tblGrid>
-        <w:gridCol w:w="5801"/>
-        <w:gridCol w:w="5479"/>
+        <w:gridCol w:w="5240"/>
+        <w:gridCol w:w="4105"/>
       </w:tblGrid>
       <w:tr>
-        <w:trPr>
-          <w:tblHeader/>
-          <w:jc w:val="center"/>
-        </w:trPr>
         <w:tc>
           <w:tcPr>
-            <w:tcW w:w="0" w:type="auto"/>
-            <w:tcBorders>
-              <w:top w:val="nil"/>
-            </w:tcBorders>
-            <w:tcMar>
-              <w:top w:w="150" w:type="dxa"/>
-              <w:left w:w="0" w:type="dxa"/>
-              <w:bottom w:w="150" w:type="dxa"/>
-              <w:right w:w="240" w:type="dxa"/>
-            </w:tcMar>
-            <w:vAlign w:val="center"/>
-            <w:hideMark/>
+            <w:tcW w:w="5240" w:type="dxa"/>
           </w:tcPr>
           <w:p>
             <w:pPr>
-              <w:spacing w:after="0" w:line="360" w:lineRule="auto"/>
-              <w:ind w:firstLine="709"/>
-              <w:jc w:val="both"/>
+              <w:spacing w:line="360" w:lineRule="auto"/>
+              <w:jc w:val="center"/>
               <w:rPr>
                 <w:rFonts w:ascii="Times New Roman" w:hAnsi="Times New Roman" w:cs="Times New Roman"/>
                 <w:sz w:val="28"/>
@@ -3399,24 +3481,12 @@
         </w:tc>
         <w:tc>
           <w:tcPr>
-            <w:tcW w:w="0" w:type="auto"/>
-            <w:tcBorders>
-              <w:top w:val="nil"/>
-            </w:tcBorders>
-            <w:tcMar>
-              <w:top w:w="150" w:type="dxa"/>
-              <w:left w:w="240" w:type="dxa"/>
-              <w:bottom w:w="150" w:type="dxa"/>
-              <w:right w:w="240" w:type="dxa"/>
-            </w:tcMar>
-            <w:vAlign w:val="center"/>
-            <w:hideMark/>
+            <w:tcW w:w="4105" w:type="dxa"/>
           </w:tcPr>
           <w:p>
             <w:pPr>
-              <w:spacing w:after="0" w:line="360" w:lineRule="auto"/>
-              <w:ind w:firstLine="709"/>
-              <w:jc w:val="both"/>
+              <w:spacing w:line="360" w:lineRule="auto"/>
+              <w:jc w:val="center"/>
               <w:rPr>
                 <w:rFonts w:ascii="Times New Roman" w:hAnsi="Times New Roman" w:cs="Times New Roman"/>
                 <w:sz w:val="28"/>
@@ -3435,26 +3505,14 @@
         </w:tc>
       </w:tr>
       <w:tr>
-        <w:trPr>
-          <w:jc w:val="center"/>
-        </w:trPr>
         <w:tc>
           <w:tcPr>
-            <w:tcW w:w="0" w:type="auto"/>
-            <w:tcMar>
-              <w:top w:w="150" w:type="dxa"/>
-              <w:left w:w="0" w:type="dxa"/>
-              <w:bottom w:w="150" w:type="dxa"/>
-              <w:right w:w="240" w:type="dxa"/>
-            </w:tcMar>
-            <w:vAlign w:val="center"/>
-            <w:hideMark/>
+            <w:tcW w:w="5240" w:type="dxa"/>
           </w:tcPr>
           <w:p>
             <w:pPr>
-              <w:spacing w:after="0" w:line="360" w:lineRule="auto"/>
-              <w:ind w:firstLine="709"/>
-              <w:jc w:val="both"/>
+              <w:spacing w:line="360" w:lineRule="auto"/>
+              <w:jc w:val="center"/>
               <w:rPr>
                 <w:rFonts w:ascii="Times New Roman" w:hAnsi="Times New Roman" w:cs="Times New Roman"/>
                 <w:sz w:val="28"/>
@@ -3473,21 +3531,12 @@
         </w:tc>
         <w:tc>
           <w:tcPr>
-            <w:tcW w:w="0" w:type="auto"/>
-            <w:tcMar>
-              <w:top w:w="150" w:type="dxa"/>
-              <w:left w:w="240" w:type="dxa"/>
-              <w:bottom w:w="150" w:type="dxa"/>
-              <w:right w:w="0" w:type="dxa"/>
-            </w:tcMar>
-            <w:vAlign w:val="center"/>
-            <w:hideMark/>
+            <w:tcW w:w="4105" w:type="dxa"/>
           </w:tcPr>
           <w:p>
             <w:pPr>
-              <w:spacing w:after="0" w:line="360" w:lineRule="auto"/>
-              <w:ind w:firstLine="709"/>
-              <w:jc w:val="both"/>
+              <w:spacing w:line="360" w:lineRule="auto"/>
+              <w:jc w:val="center"/>
               <w:rPr>
                 <w:rFonts w:ascii="Times New Roman" w:hAnsi="Times New Roman" w:cs="Times New Roman"/>
                 <w:sz w:val="28"/>
@@ -3506,26 +3555,14 @@
         </w:tc>
       </w:tr>
       <w:tr>
-        <w:trPr>
-          <w:jc w:val="center"/>
-        </w:trPr>
         <w:tc>
           <w:tcPr>
-            <w:tcW w:w="0" w:type="auto"/>
-            <w:tcMar>
-              <w:top w:w="150" w:type="dxa"/>
-              <w:left w:w="0" w:type="dxa"/>
-              <w:bottom w:w="150" w:type="dxa"/>
-              <w:right w:w="240" w:type="dxa"/>
-            </w:tcMar>
-            <w:vAlign w:val="center"/>
-            <w:hideMark/>
+            <w:tcW w:w="5240" w:type="dxa"/>
           </w:tcPr>
           <w:p>
             <w:pPr>
-              <w:spacing w:after="0" w:line="360" w:lineRule="auto"/>
-              <w:ind w:firstLine="709"/>
-              <w:jc w:val="both"/>
+              <w:spacing w:line="360" w:lineRule="auto"/>
+              <w:jc w:val="center"/>
               <w:rPr>
                 <w:rFonts w:ascii="Times New Roman" w:hAnsi="Times New Roman" w:cs="Times New Roman"/>
                 <w:sz w:val="28"/>
@@ -3538,27 +3575,26 @@
                 <w:sz w:val="28"/>
                 <w:szCs w:val="28"/>
               </w:rPr>
-              <w:t>Вставка 2 (расширение 1→2)</w:t>
+              <w:t>Вставка 2 (расширение 1-</w:t>
+            </w:r>
+            <w:r>
+              <w:rPr>
+                <w:rFonts w:ascii="Times New Roman" w:hAnsi="Times New Roman" w:cs="Times New Roman"/>
+                <w:sz w:val="28"/>
+                <w:szCs w:val="28"/>
+              </w:rPr>
+              <w:t>2)</w:t>
             </w:r>
           </w:p>
         </w:tc>
         <w:tc>
           <w:tcPr>
-            <w:tcW w:w="0" w:type="auto"/>
-            <w:tcMar>
-              <w:top w:w="150" w:type="dxa"/>
-              <w:left w:w="240" w:type="dxa"/>
-              <w:bottom w:w="150" w:type="dxa"/>
-              <w:right w:w="0" w:type="dxa"/>
-            </w:tcMar>
-            <w:vAlign w:val="center"/>
-            <w:hideMark/>
+            <w:tcW w:w="4105" w:type="dxa"/>
           </w:tcPr>
           <w:p>
             <w:pPr>
-              <w:spacing w:after="0" w:line="360" w:lineRule="auto"/>
-              <w:ind w:firstLine="709"/>
-              <w:jc w:val="both"/>
+              <w:spacing w:line="360" w:lineRule="auto"/>
+              <w:jc w:val="center"/>
               <w:rPr>
                 <w:rFonts w:ascii="Times New Roman" w:hAnsi="Times New Roman" w:cs="Times New Roman"/>
                 <w:sz w:val="28"/>
@@ -3577,26 +3613,14 @@
         </w:tc>
       </w:tr>
       <w:tr>
-        <w:trPr>
-          <w:jc w:val="center"/>
-        </w:trPr>
         <w:tc>
           <w:tcPr>
-            <w:tcW w:w="0" w:type="auto"/>
-            <w:tcMar>
-              <w:top w:w="150" w:type="dxa"/>
-              <w:left w:w="0" w:type="dxa"/>
-              <w:bottom w:w="150" w:type="dxa"/>
-              <w:right w:w="240" w:type="dxa"/>
-            </w:tcMar>
-            <w:vAlign w:val="center"/>
-            <w:hideMark/>
+            <w:tcW w:w="5240" w:type="dxa"/>
           </w:tcPr>
           <w:p>
             <w:pPr>
-              <w:spacing w:after="0" w:line="360" w:lineRule="auto"/>
-              <w:ind w:firstLine="709"/>
-              <w:jc w:val="both"/>
+              <w:spacing w:line="360" w:lineRule="auto"/>
+              <w:jc w:val="center"/>
               <w:rPr>
                 <w:rFonts w:ascii="Times New Roman" w:hAnsi="Times New Roman" w:cs="Times New Roman"/>
                 <w:sz w:val="28"/>
@@ -3615,21 +3639,12 @@
         </w:tc>
         <w:tc>
           <w:tcPr>
-            <w:tcW w:w="0" w:type="auto"/>
-            <w:tcMar>
-              <w:top w:w="150" w:type="dxa"/>
-              <w:left w:w="240" w:type="dxa"/>
-              <w:bottom w:w="150" w:type="dxa"/>
-              <w:right w:w="0" w:type="dxa"/>
-            </w:tcMar>
-            <w:vAlign w:val="center"/>
-            <w:hideMark/>
+            <w:tcW w:w="4105" w:type="dxa"/>
           </w:tcPr>
           <w:p>
             <w:pPr>
-              <w:spacing w:after="0" w:line="360" w:lineRule="auto"/>
-              <w:ind w:firstLine="709"/>
-              <w:jc w:val="both"/>
+              <w:spacing w:line="360" w:lineRule="auto"/>
+              <w:jc w:val="center"/>
               <w:rPr>
                 <w:rFonts w:ascii="Times New Roman" w:hAnsi="Times New Roman" w:cs="Times New Roman"/>
                 <w:sz w:val="28"/>
@@ -3648,26 +3663,14 @@
         </w:tc>
       </w:tr>
       <w:tr>
-        <w:trPr>
-          <w:jc w:val="center"/>
-        </w:trPr>
         <w:tc>
           <w:tcPr>
-            <w:tcW w:w="0" w:type="auto"/>
-            <w:tcMar>
-              <w:top w:w="150" w:type="dxa"/>
-              <w:left w:w="0" w:type="dxa"/>
-              <w:bottom w:w="150" w:type="dxa"/>
-              <w:right w:w="240" w:type="dxa"/>
-            </w:tcMar>
-            <w:vAlign w:val="center"/>
-            <w:hideMark/>
+            <w:tcW w:w="5240" w:type="dxa"/>
           </w:tcPr>
           <w:p>
             <w:pPr>
-              <w:spacing w:after="0" w:line="360" w:lineRule="auto"/>
-              <w:ind w:firstLine="709"/>
-              <w:jc w:val="both"/>
+              <w:spacing w:line="360" w:lineRule="auto"/>
+              <w:jc w:val="center"/>
               <w:rPr>
                 <w:rFonts w:ascii="Times New Roman" w:hAnsi="Times New Roman" w:cs="Times New Roman"/>
                 <w:sz w:val="28"/>
@@ -3680,27 +3683,26 @@
                 <w:sz w:val="28"/>
                 <w:szCs w:val="28"/>
               </w:rPr>
-              <w:t>Вставка 4 (расширение 2→4)</w:t>
+              <w:t>Вставка 4 (расширение 2-</w:t>
+            </w:r>
+            <w:r>
+              <w:rPr>
+                <w:rFonts w:ascii="Times New Roman" w:hAnsi="Times New Roman" w:cs="Times New Roman"/>
+                <w:sz w:val="28"/>
+                <w:szCs w:val="28"/>
+              </w:rPr>
+              <w:t>4)</w:t>
             </w:r>
           </w:p>
         </w:tc>
         <w:tc>
           <w:tcPr>
-            <w:tcW w:w="0" w:type="auto"/>
-            <w:tcMar>
-              <w:top w:w="150" w:type="dxa"/>
-              <w:left w:w="240" w:type="dxa"/>
-              <w:bottom w:w="150" w:type="dxa"/>
-              <w:right w:w="0" w:type="dxa"/>
-            </w:tcMar>
-            <w:vAlign w:val="center"/>
-            <w:hideMark/>
+            <w:tcW w:w="4105" w:type="dxa"/>
           </w:tcPr>
           <w:p>
             <w:pPr>
-              <w:spacing w:after="0" w:line="360" w:lineRule="auto"/>
-              <w:ind w:firstLine="709"/>
-              <w:jc w:val="both"/>
+              <w:spacing w:line="360" w:lineRule="auto"/>
+              <w:jc w:val="center"/>
               <w:rPr>
                 <w:rFonts w:ascii="Times New Roman" w:hAnsi="Times New Roman" w:cs="Times New Roman"/>
                 <w:sz w:val="28"/>
@@ -3719,26 +3721,14 @@
         </w:tc>
       </w:tr>
       <w:tr>
-        <w:trPr>
-          <w:jc w:val="center"/>
-        </w:trPr>
         <w:tc>
           <w:tcPr>
-            <w:tcW w:w="0" w:type="auto"/>
-            <w:tcMar>
-              <w:top w:w="150" w:type="dxa"/>
-              <w:left w:w="0" w:type="dxa"/>
-              <w:bottom w:w="150" w:type="dxa"/>
-              <w:right w:w="240" w:type="dxa"/>
-            </w:tcMar>
-            <w:vAlign w:val="center"/>
-            <w:hideMark/>
+            <w:tcW w:w="5240" w:type="dxa"/>
           </w:tcPr>
           <w:p>
             <w:pPr>
-              <w:spacing w:after="0" w:line="360" w:lineRule="auto"/>
-              <w:ind w:firstLine="709"/>
-              <w:jc w:val="both"/>
+              <w:spacing w:line="360" w:lineRule="auto"/>
+              <w:jc w:val="center"/>
               <w:rPr>
                 <w:rFonts w:ascii="Times New Roman" w:hAnsi="Times New Roman" w:cs="Times New Roman"/>
                 <w:sz w:val="28"/>
@@ -3757,21 +3747,12 @@
         </w:tc>
         <w:tc>
           <w:tcPr>
-            <w:tcW w:w="0" w:type="auto"/>
-            <w:tcMar>
-              <w:top w:w="150" w:type="dxa"/>
-              <w:left w:w="240" w:type="dxa"/>
-              <w:bottom w:w="150" w:type="dxa"/>
-              <w:right w:w="0" w:type="dxa"/>
-            </w:tcMar>
-            <w:vAlign w:val="center"/>
-            <w:hideMark/>
+            <w:tcW w:w="4105" w:type="dxa"/>
           </w:tcPr>
           <w:p>
             <w:pPr>
-              <w:spacing w:after="0" w:line="360" w:lineRule="auto"/>
-              <w:ind w:firstLine="709"/>
-              <w:jc w:val="both"/>
+              <w:spacing w:line="360" w:lineRule="auto"/>
+              <w:jc w:val="center"/>
               <w:rPr>
                 <w:rFonts w:ascii="Times New Roman" w:hAnsi="Times New Roman" w:cs="Times New Roman"/>
                 <w:sz w:val="28"/>
@@ -3790,26 +3771,14 @@
         </w:tc>
       </w:tr>
       <w:tr>
-        <w:trPr>
-          <w:jc w:val="center"/>
-        </w:trPr>
         <w:tc>
           <w:tcPr>
-            <w:tcW w:w="0" w:type="auto"/>
-            <w:tcMar>
-              <w:top w:w="150" w:type="dxa"/>
-              <w:left w:w="0" w:type="dxa"/>
-              <w:bottom w:w="150" w:type="dxa"/>
-              <w:right w:w="240" w:type="dxa"/>
-            </w:tcMar>
-            <w:vAlign w:val="center"/>
-            <w:hideMark/>
+            <w:tcW w:w="5240" w:type="dxa"/>
           </w:tcPr>
           <w:p>
             <w:pPr>
-              <w:spacing w:after="0" w:line="360" w:lineRule="auto"/>
-              <w:ind w:firstLine="709"/>
-              <w:jc w:val="both"/>
+              <w:spacing w:line="360" w:lineRule="auto"/>
+              <w:jc w:val="center"/>
               <w:rPr>
                 <w:rFonts w:ascii="Times New Roman" w:hAnsi="Times New Roman" w:cs="Times New Roman"/>
                 <w:sz w:val="28"/>
@@ -3822,27 +3791,26 @@
                 <w:sz w:val="28"/>
                 <w:szCs w:val="28"/>
               </w:rPr>
-              <w:t>Вставка 8 (расширение 4→8)</w:t>
+              <w:t>Вставка 8 (расширение 4-</w:t>
+            </w:r>
+            <w:r>
+              <w:rPr>
+                <w:rFonts w:ascii="Times New Roman" w:hAnsi="Times New Roman" w:cs="Times New Roman"/>
+                <w:sz w:val="28"/>
+                <w:szCs w:val="28"/>
+              </w:rPr>
+              <w:t>8)</w:t>
             </w:r>
           </w:p>
         </w:tc>
         <w:tc>
           <w:tcPr>
-            <w:tcW w:w="0" w:type="auto"/>
-            <w:tcMar>
-              <w:top w:w="150" w:type="dxa"/>
-              <w:left w:w="240" w:type="dxa"/>
-              <w:bottom w:w="150" w:type="dxa"/>
-              <w:right w:w="0" w:type="dxa"/>
-            </w:tcMar>
-            <w:vAlign w:val="center"/>
-            <w:hideMark/>
+            <w:tcW w:w="4105" w:type="dxa"/>
           </w:tcPr>
           <w:p>
             <w:pPr>
-              <w:spacing w:after="0" w:line="360" w:lineRule="auto"/>
-              <w:ind w:firstLine="709"/>
-              <w:jc w:val="both"/>
+              <w:spacing w:line="360" w:lineRule="auto"/>
+              <w:jc w:val="center"/>
               <w:rPr>
                 <w:rFonts w:ascii="Times New Roman" w:hAnsi="Times New Roman" w:cs="Times New Roman"/>
                 <w:sz w:val="28"/>
@@ -3872,40 +3840,6 @@
           <w:szCs w:val="28"/>
         </w:rPr>
       </w:pPr>
-      <w:r>
-        <w:rPr>
-          <w:rFonts w:ascii="Times New Roman" w:hAnsi="Times New Roman" w:cs="Times New Roman"/>
-          <w:sz w:val="28"/>
-          <w:szCs w:val="28"/>
-        </w:rPr>
-        <w:t>С</w:t>
-      </w:r>
-      <w:r>
-        <w:rPr>
-          <w:rFonts w:ascii="Times New Roman" w:hAnsi="Times New Roman" w:cs="Times New Roman"/>
-          <w:sz w:val="28"/>
-          <w:szCs w:val="28"/>
-        </w:rPr>
-        <w:t>уммарное количество копирований за n вставок ≈ 2n. То есть </w:t>
-      </w:r>
-      <w:proofErr w:type="spellStart"/>
-      <w:r>
-        <w:rPr>
-          <w:rFonts w:ascii="Times New Roman" w:hAnsi="Times New Roman" w:cs="Times New Roman"/>
-          <w:sz w:val="28"/>
-          <w:szCs w:val="28"/>
-        </w:rPr>
-        <w:t>амортизированно</w:t>
-      </w:r>
-      <w:proofErr w:type="spellEnd"/>
-      <w:r>
-        <w:rPr>
-          <w:rFonts w:ascii="Times New Roman" w:hAnsi="Times New Roman" w:cs="Times New Roman"/>
-          <w:sz w:val="28"/>
-          <w:szCs w:val="28"/>
-        </w:rPr>
-        <w:t xml:space="preserve"> O(1) на одну операцию.</w:t>
-      </w:r>
     </w:p>
     <w:p>
       <w:pPr>
@@ -4024,29 +3958,7 @@
           <w:sz w:val="28"/>
           <w:szCs w:val="28"/>
         </w:rPr>
-        <w:t>Средний уровень (15 вариантов) Общее задание</w:t>
-      </w:r>
-      <w:proofErr w:type="gramStart"/>
-      <w:r>
-        <w:rPr>
-          <w:rFonts w:ascii="Times New Roman" w:hAnsi="Times New Roman" w:cs="Times New Roman"/>
-          <w:b/>
-          <w:bCs/>
-          <w:sz w:val="28"/>
-          <w:szCs w:val="28"/>
-        </w:rPr>
-        <w:t>: Реализовать</w:t>
-      </w:r>
-      <w:proofErr w:type="gramEnd"/>
-      <w:r>
-        <w:rPr>
-          <w:rFonts w:ascii="Times New Roman" w:hAnsi="Times New Roman" w:cs="Times New Roman"/>
-          <w:b/>
-          <w:bCs/>
-          <w:sz w:val="28"/>
-          <w:szCs w:val="28"/>
-        </w:rPr>
-        <w:t xml:space="preserve"> класс </w:t>
+        <w:t xml:space="preserve">Средний уровень (15 вариантов) Общее задание: Реализовать класс </w:t>
       </w:r>
       <w:proofErr w:type="spellStart"/>
       <w:r>
@@ -4191,6 +4103,7 @@
           <w:noProof/>
           <w:sz w:val="28"/>
           <w:szCs w:val="28"/>
+          <w:lang w:eastAsia="ru-RU"/>
           <w14:ligatures w14:val="none"/>
         </w:rPr>
         <w:lastRenderedPageBreak/>
@@ -4344,6 +4257,7 @@
           <w:noProof/>
           <w:sz w:val="28"/>
           <w:szCs w:val="28"/>
+          <w:lang w:eastAsia="ru-RU"/>
           <w14:ligatures w14:val="none"/>
         </w:rPr>
         <w:lastRenderedPageBreak/>
@@ -4498,6 +4412,7 @@
           <w:noProof/>
           <w:sz w:val="28"/>
           <w:szCs w:val="28"/>
+          <w:lang w:eastAsia="ru-RU"/>
           <w14:ligatures w14:val="none"/>
         </w:rPr>
         <w:lastRenderedPageBreak/>
@@ -4651,6 +4566,7 @@
           <w:noProof/>
           <w:sz w:val="28"/>
           <w:szCs w:val="28"/>
+          <w:lang w:eastAsia="ru-RU"/>
           <w14:ligatures w14:val="none"/>
         </w:rPr>
         <w:drawing>
@@ -4719,23 +4635,7 @@
           <w:sz w:val="28"/>
           <w:szCs w:val="28"/>
         </w:rPr>
-        <w:t xml:space="preserve"> </w:t>
-      </w:r>
-      <w:r>
-        <w:rPr>
-          <w:rFonts w:ascii="Times New Roman" w:hAnsi="Times New Roman" w:cs="Times New Roman"/>
-          <w:sz w:val="28"/>
-          <w:szCs w:val="28"/>
-        </w:rPr>
-        <w:t>4</w:t>
-      </w:r>
-      <w:r>
-        <w:rPr>
-          <w:rFonts w:ascii="Times New Roman" w:hAnsi="Times New Roman" w:cs="Times New Roman"/>
-          <w:sz w:val="28"/>
-          <w:szCs w:val="28"/>
-        </w:rPr>
-        <w:t xml:space="preserve"> – код программы(продолжение)</w:t>
+        <w:t xml:space="preserve"> 4 – код программы(продолжение)</w:t>
       </w:r>
     </w:p>
     <w:p>
@@ -4753,6 +4653,7 @@
           <w:noProof/>
           <w:sz w:val="28"/>
           <w:szCs w:val="28"/>
+          <w:lang w:eastAsia="ru-RU"/>
           <w14:ligatures w14:val="none"/>
         </w:rPr>
         <w:lastRenderedPageBreak/>
@@ -4892,6 +4793,8 @@
           <w:szCs w:val="28"/>
         </w:rPr>
       </w:pPr>
+      <w:bookmarkStart w:id="1" w:name="_GoBack"/>
+      <w:bookmarkEnd w:id="1"/>
     </w:p>
     <w:p>
       <w:pPr>
@@ -4917,44 +4820,26 @@
     </w:p>
     <w:tbl>
       <w:tblPr>
-        <w:tblpPr w:leftFromText="180" w:rightFromText="180" w:vertAnchor="text" w:horzAnchor="margin" w:tblpXSpec="center" w:tblpY="295"/>
-        <w:tblW w:w="11280" w:type="dxa"/>
-        <w:tblCellMar>
-          <w:top w:w="15" w:type="dxa"/>
-          <w:left w:w="15" w:type="dxa"/>
-          <w:bottom w:w="15" w:type="dxa"/>
-          <w:right w:w="15" w:type="dxa"/>
-        </w:tblCellMar>
+        <w:tblStyle w:val="a3"/>
+        <w:tblW w:w="0" w:type="auto"/>
         <w:tblLook w:val="04A0" w:firstRow="1" w:lastRow="0" w:firstColumn="1" w:lastColumn="0" w:noHBand="0" w:noVBand="1"/>
       </w:tblPr>
       <w:tblGrid>
-        <w:gridCol w:w="6540"/>
-        <w:gridCol w:w="4740"/>
+        <w:gridCol w:w="4390"/>
+        <w:gridCol w:w="4955"/>
       </w:tblGrid>
       <w:tr>
-        <w:trPr>
-          <w:tblHeader/>
-        </w:trPr>
         <w:tc>
           <w:tcPr>
-            <w:tcW w:w="0" w:type="auto"/>
-            <w:tcBorders>
-              <w:top w:val="nil"/>
-            </w:tcBorders>
-            <w:tcMar>
-              <w:top w:w="150" w:type="dxa"/>
-              <w:left w:w="0" w:type="dxa"/>
-              <w:bottom w:w="150" w:type="dxa"/>
-              <w:right w:w="240" w:type="dxa"/>
-            </w:tcMar>
-            <w:vAlign w:val="center"/>
-            <w:hideMark/>
+            <w:tcW w:w="4390" w:type="dxa"/>
           </w:tcPr>
           <w:p>
             <w:pPr>
               <w:jc w:val="center"/>
               <w:rPr>
                 <w:rFonts w:ascii="Times New Roman" w:hAnsi="Times New Roman" w:cs="Times New Roman"/>
+                <w:b/>
+                <w:bCs/>
                 <w:sz w:val="28"/>
                 <w:szCs w:val="28"/>
               </w:rPr>
@@ -4971,24 +4856,15 @@
         </w:tc>
         <w:tc>
           <w:tcPr>
-            <w:tcW w:w="0" w:type="auto"/>
-            <w:tcBorders>
-              <w:top w:val="nil"/>
-            </w:tcBorders>
-            <w:tcMar>
-              <w:top w:w="150" w:type="dxa"/>
-              <w:left w:w="240" w:type="dxa"/>
-              <w:bottom w:w="150" w:type="dxa"/>
-              <w:right w:w="240" w:type="dxa"/>
-            </w:tcMar>
-            <w:vAlign w:val="center"/>
-            <w:hideMark/>
+            <w:tcW w:w="4955" w:type="dxa"/>
           </w:tcPr>
           <w:p>
             <w:pPr>
               <w:jc w:val="center"/>
               <w:rPr>
                 <w:rFonts w:ascii="Times New Roman" w:hAnsi="Times New Roman" w:cs="Times New Roman"/>
+                <w:b/>
+                <w:bCs/>
                 <w:sz w:val="28"/>
                 <w:szCs w:val="28"/>
               </w:rPr>
@@ -5007,21 +4883,15 @@
       <w:tr>
         <w:tc>
           <w:tcPr>
-            <w:tcW w:w="0" w:type="auto"/>
-            <w:tcMar>
-              <w:top w:w="150" w:type="dxa"/>
-              <w:left w:w="0" w:type="dxa"/>
-              <w:bottom w:w="150" w:type="dxa"/>
-              <w:right w:w="240" w:type="dxa"/>
-            </w:tcMar>
-            <w:vAlign w:val="center"/>
-            <w:hideMark/>
+            <w:tcW w:w="4390" w:type="dxa"/>
           </w:tcPr>
           <w:p>
             <w:pPr>
               <w:jc w:val="center"/>
               <w:rPr>
                 <w:rFonts w:ascii="Times New Roman" w:hAnsi="Times New Roman" w:cs="Times New Roman"/>
+                <w:b/>
+                <w:bCs/>
                 <w:sz w:val="28"/>
                 <w:szCs w:val="28"/>
               </w:rPr>
@@ -5038,21 +4908,15 @@
         </w:tc>
         <w:tc>
           <w:tcPr>
-            <w:tcW w:w="0" w:type="auto"/>
-            <w:tcMar>
-              <w:top w:w="150" w:type="dxa"/>
-              <w:left w:w="240" w:type="dxa"/>
-              <w:bottom w:w="150" w:type="dxa"/>
-              <w:right w:w="0" w:type="dxa"/>
-            </w:tcMar>
-            <w:vAlign w:val="center"/>
-            <w:hideMark/>
+            <w:tcW w:w="4955" w:type="dxa"/>
           </w:tcPr>
           <w:p>
             <w:pPr>
               <w:jc w:val="center"/>
               <w:rPr>
                 <w:rFonts w:ascii="Times New Roman" w:hAnsi="Times New Roman" w:cs="Times New Roman"/>
+                <w:b/>
+                <w:bCs/>
                 <w:sz w:val="28"/>
                 <w:szCs w:val="28"/>
               </w:rPr>
@@ -5071,21 +4935,15 @@
       <w:tr>
         <w:tc>
           <w:tcPr>
-            <w:tcW w:w="0" w:type="auto"/>
-            <w:tcMar>
-              <w:top w:w="150" w:type="dxa"/>
-              <w:left w:w="0" w:type="dxa"/>
-              <w:bottom w:w="150" w:type="dxa"/>
-              <w:right w:w="240" w:type="dxa"/>
-            </w:tcMar>
-            <w:vAlign w:val="center"/>
-            <w:hideMark/>
+            <w:tcW w:w="4390" w:type="dxa"/>
           </w:tcPr>
           <w:p>
             <w:pPr>
               <w:jc w:val="center"/>
               <w:rPr>
                 <w:rFonts w:ascii="Times New Roman" w:hAnsi="Times New Roman" w:cs="Times New Roman"/>
+                <w:b/>
+                <w:bCs/>
                 <w:sz w:val="28"/>
                 <w:szCs w:val="28"/>
               </w:rPr>
@@ -5102,21 +4960,15 @@
         </w:tc>
         <w:tc>
           <w:tcPr>
-            <w:tcW w:w="0" w:type="auto"/>
-            <w:tcMar>
-              <w:top w:w="150" w:type="dxa"/>
-              <w:left w:w="240" w:type="dxa"/>
-              <w:bottom w:w="150" w:type="dxa"/>
-              <w:right w:w="0" w:type="dxa"/>
-            </w:tcMar>
-            <w:vAlign w:val="center"/>
-            <w:hideMark/>
+            <w:tcW w:w="4955" w:type="dxa"/>
           </w:tcPr>
           <w:p>
             <w:pPr>
               <w:jc w:val="center"/>
               <w:rPr>
                 <w:rFonts w:ascii="Times New Roman" w:hAnsi="Times New Roman" w:cs="Times New Roman"/>
+                <w:b/>
+                <w:bCs/>
                 <w:sz w:val="28"/>
                 <w:szCs w:val="28"/>
               </w:rPr>
@@ -5135,21 +4987,15 @@
       <w:tr>
         <w:tc>
           <w:tcPr>
-            <w:tcW w:w="0" w:type="auto"/>
-            <w:tcMar>
-              <w:top w:w="150" w:type="dxa"/>
-              <w:left w:w="0" w:type="dxa"/>
-              <w:bottom w:w="150" w:type="dxa"/>
-              <w:right w:w="240" w:type="dxa"/>
-            </w:tcMar>
-            <w:vAlign w:val="center"/>
-            <w:hideMark/>
+            <w:tcW w:w="4390" w:type="dxa"/>
           </w:tcPr>
           <w:p>
             <w:pPr>
               <w:jc w:val="center"/>
               <w:rPr>
                 <w:rFonts w:ascii="Times New Roman" w:hAnsi="Times New Roman" w:cs="Times New Roman"/>
+                <w:b/>
+                <w:bCs/>
                 <w:sz w:val="28"/>
                 <w:szCs w:val="28"/>
               </w:rPr>
@@ -5166,21 +5012,15 @@
         </w:tc>
         <w:tc>
           <w:tcPr>
-            <w:tcW w:w="0" w:type="auto"/>
-            <w:tcMar>
-              <w:top w:w="150" w:type="dxa"/>
-              <w:left w:w="240" w:type="dxa"/>
-              <w:bottom w:w="150" w:type="dxa"/>
-              <w:right w:w="0" w:type="dxa"/>
-            </w:tcMar>
-            <w:vAlign w:val="center"/>
-            <w:hideMark/>
+            <w:tcW w:w="4955" w:type="dxa"/>
           </w:tcPr>
           <w:p>
             <w:pPr>
               <w:jc w:val="center"/>
               <w:rPr>
                 <w:rFonts w:ascii="Times New Roman" w:hAnsi="Times New Roman" w:cs="Times New Roman"/>
+                <w:b/>
+                <w:bCs/>
                 <w:sz w:val="28"/>
                 <w:szCs w:val="28"/>
               </w:rPr>
@@ -5199,21 +5039,15 @@
       <w:tr>
         <w:tc>
           <w:tcPr>
-            <w:tcW w:w="0" w:type="auto"/>
-            <w:tcMar>
-              <w:top w:w="150" w:type="dxa"/>
-              <w:left w:w="0" w:type="dxa"/>
-              <w:bottom w:w="150" w:type="dxa"/>
-              <w:right w:w="240" w:type="dxa"/>
-            </w:tcMar>
-            <w:vAlign w:val="center"/>
-            <w:hideMark/>
+            <w:tcW w:w="4390" w:type="dxa"/>
           </w:tcPr>
           <w:p>
             <w:pPr>
               <w:jc w:val="center"/>
               <w:rPr>
                 <w:rFonts w:ascii="Times New Roman" w:hAnsi="Times New Roman" w:cs="Times New Roman"/>
+                <w:b/>
+                <w:bCs/>
                 <w:sz w:val="28"/>
                 <w:szCs w:val="28"/>
               </w:rPr>
@@ -5230,21 +5064,15 @@
         </w:tc>
         <w:tc>
           <w:tcPr>
-            <w:tcW w:w="0" w:type="auto"/>
-            <w:tcMar>
-              <w:top w:w="150" w:type="dxa"/>
-              <w:left w:w="240" w:type="dxa"/>
-              <w:bottom w:w="150" w:type="dxa"/>
-              <w:right w:w="0" w:type="dxa"/>
-            </w:tcMar>
-            <w:vAlign w:val="center"/>
-            <w:hideMark/>
+            <w:tcW w:w="4955" w:type="dxa"/>
           </w:tcPr>
           <w:p>
             <w:pPr>
               <w:jc w:val="center"/>
               <w:rPr>
                 <w:rFonts w:ascii="Times New Roman" w:hAnsi="Times New Roman" w:cs="Times New Roman"/>
+                <w:b/>
+                <w:bCs/>
                 <w:sz w:val="28"/>
                 <w:szCs w:val="28"/>
               </w:rPr>
@@ -5263,21 +5091,15 @@
       <w:tr>
         <w:tc>
           <w:tcPr>
-            <w:tcW w:w="0" w:type="auto"/>
-            <w:tcMar>
-              <w:top w:w="150" w:type="dxa"/>
-              <w:left w:w="0" w:type="dxa"/>
-              <w:bottom w:w="150" w:type="dxa"/>
-              <w:right w:w="240" w:type="dxa"/>
-            </w:tcMar>
-            <w:vAlign w:val="center"/>
-            <w:hideMark/>
+            <w:tcW w:w="4390" w:type="dxa"/>
           </w:tcPr>
           <w:p>
             <w:pPr>
               <w:jc w:val="center"/>
               <w:rPr>
                 <w:rFonts w:ascii="Times New Roman" w:hAnsi="Times New Roman" w:cs="Times New Roman"/>
+                <w:b/>
+                <w:bCs/>
                 <w:sz w:val="28"/>
                 <w:szCs w:val="28"/>
               </w:rPr>
@@ -5294,21 +5116,15 @@
         </w:tc>
         <w:tc>
           <w:tcPr>
-            <w:tcW w:w="0" w:type="auto"/>
-            <w:tcMar>
-              <w:top w:w="150" w:type="dxa"/>
-              <w:left w:w="240" w:type="dxa"/>
-              <w:bottom w:w="150" w:type="dxa"/>
-              <w:right w:w="0" w:type="dxa"/>
-            </w:tcMar>
-            <w:vAlign w:val="center"/>
-            <w:hideMark/>
+            <w:tcW w:w="4955" w:type="dxa"/>
           </w:tcPr>
           <w:p>
             <w:pPr>
               <w:jc w:val="center"/>
               <w:rPr>
                 <w:rFonts w:ascii="Times New Roman" w:hAnsi="Times New Roman" w:cs="Times New Roman"/>
+                <w:b/>
+                <w:bCs/>
                 <w:sz w:val="28"/>
                 <w:szCs w:val="28"/>
               </w:rPr>
@@ -5327,21 +5143,15 @@
       <w:tr>
         <w:tc>
           <w:tcPr>
-            <w:tcW w:w="0" w:type="auto"/>
-            <w:tcMar>
-              <w:top w:w="150" w:type="dxa"/>
-              <w:left w:w="0" w:type="dxa"/>
-              <w:bottom w:w="150" w:type="dxa"/>
-              <w:right w:w="240" w:type="dxa"/>
-            </w:tcMar>
-            <w:vAlign w:val="center"/>
-            <w:hideMark/>
+            <w:tcW w:w="4390" w:type="dxa"/>
           </w:tcPr>
           <w:p>
             <w:pPr>
               <w:jc w:val="center"/>
               <w:rPr>
                 <w:rFonts w:ascii="Times New Roman" w:hAnsi="Times New Roman" w:cs="Times New Roman"/>
+                <w:b/>
+                <w:bCs/>
                 <w:sz w:val="28"/>
                 <w:szCs w:val="28"/>
               </w:rPr>
@@ -5358,21 +5168,15 @@
         </w:tc>
         <w:tc>
           <w:tcPr>
-            <w:tcW w:w="0" w:type="auto"/>
-            <w:tcMar>
-              <w:top w:w="150" w:type="dxa"/>
-              <w:left w:w="240" w:type="dxa"/>
-              <w:bottom w:w="150" w:type="dxa"/>
-              <w:right w:w="0" w:type="dxa"/>
-            </w:tcMar>
-            <w:vAlign w:val="center"/>
-            <w:hideMark/>
+            <w:tcW w:w="4955" w:type="dxa"/>
           </w:tcPr>
           <w:p>
             <w:pPr>
               <w:jc w:val="center"/>
               <w:rPr>
                 <w:rFonts w:ascii="Times New Roman" w:hAnsi="Times New Roman" w:cs="Times New Roman"/>
+                <w:b/>
+                <w:bCs/>
                 <w:sz w:val="28"/>
                 <w:szCs w:val="28"/>
               </w:rPr>
@@ -5391,21 +5195,15 @@
       <w:tr>
         <w:tc>
           <w:tcPr>
-            <w:tcW w:w="0" w:type="auto"/>
-            <w:tcMar>
-              <w:top w:w="150" w:type="dxa"/>
-              <w:left w:w="0" w:type="dxa"/>
-              <w:bottom w:w="150" w:type="dxa"/>
-              <w:right w:w="240" w:type="dxa"/>
-            </w:tcMar>
-            <w:vAlign w:val="center"/>
-            <w:hideMark/>
+            <w:tcW w:w="4390" w:type="dxa"/>
           </w:tcPr>
           <w:p>
             <w:pPr>
               <w:jc w:val="center"/>
               <w:rPr>
                 <w:rFonts w:ascii="Times New Roman" w:hAnsi="Times New Roman" w:cs="Times New Roman"/>
+                <w:b/>
+                <w:bCs/>
                 <w:sz w:val="28"/>
                 <w:szCs w:val="28"/>
               </w:rPr>
@@ -5422,21 +5220,15 @@
         </w:tc>
         <w:tc>
           <w:tcPr>
-            <w:tcW w:w="0" w:type="auto"/>
-            <w:tcMar>
-              <w:top w:w="150" w:type="dxa"/>
-              <w:left w:w="240" w:type="dxa"/>
-              <w:bottom w:w="150" w:type="dxa"/>
-              <w:right w:w="0" w:type="dxa"/>
-            </w:tcMar>
-            <w:vAlign w:val="center"/>
-            <w:hideMark/>
+            <w:tcW w:w="4955" w:type="dxa"/>
           </w:tcPr>
           <w:p>
             <w:pPr>
               <w:jc w:val="center"/>
               <w:rPr>
                 <w:rFonts w:ascii="Times New Roman" w:hAnsi="Times New Roman" w:cs="Times New Roman"/>
+                <w:b/>
+                <w:bCs/>
                 <w:sz w:val="28"/>
                 <w:szCs w:val="28"/>
               </w:rPr>
@@ -5455,21 +5247,15 @@
       <w:tr>
         <w:tc>
           <w:tcPr>
-            <w:tcW w:w="0" w:type="auto"/>
-            <w:tcMar>
-              <w:top w:w="150" w:type="dxa"/>
-              <w:left w:w="0" w:type="dxa"/>
-              <w:bottom w:w="150" w:type="dxa"/>
-              <w:right w:w="240" w:type="dxa"/>
-            </w:tcMar>
-            <w:vAlign w:val="center"/>
-            <w:hideMark/>
+            <w:tcW w:w="4390" w:type="dxa"/>
           </w:tcPr>
           <w:p>
             <w:pPr>
               <w:jc w:val="center"/>
               <w:rPr>
                 <w:rFonts w:ascii="Times New Roman" w:hAnsi="Times New Roman" w:cs="Times New Roman"/>
+                <w:b/>
+                <w:bCs/>
                 <w:sz w:val="28"/>
                 <w:szCs w:val="28"/>
               </w:rPr>
@@ -5488,21 +5274,15 @@
         </w:tc>
         <w:tc>
           <w:tcPr>
-            <w:tcW w:w="0" w:type="auto"/>
-            <w:tcMar>
-              <w:top w:w="150" w:type="dxa"/>
-              <w:left w:w="240" w:type="dxa"/>
-              <w:bottom w:w="150" w:type="dxa"/>
-              <w:right w:w="0" w:type="dxa"/>
-            </w:tcMar>
-            <w:vAlign w:val="center"/>
-            <w:hideMark/>
+            <w:tcW w:w="4955" w:type="dxa"/>
           </w:tcPr>
           <w:p>
             <w:pPr>
               <w:jc w:val="center"/>
               <w:rPr>
                 <w:rFonts w:ascii="Times New Roman" w:hAnsi="Times New Roman" w:cs="Times New Roman"/>
+                <w:b/>
+                <w:bCs/>
                 <w:sz w:val="28"/>
                 <w:szCs w:val="28"/>
               </w:rPr>
@@ -5531,21 +5311,15 @@
       <w:tr>
         <w:tc>
           <w:tcPr>
-            <w:tcW w:w="0" w:type="auto"/>
-            <w:tcMar>
-              <w:top w:w="150" w:type="dxa"/>
-              <w:left w:w="0" w:type="dxa"/>
-              <w:bottom w:w="150" w:type="dxa"/>
-              <w:right w:w="240" w:type="dxa"/>
-            </w:tcMar>
-            <w:vAlign w:val="center"/>
-            <w:hideMark/>
+            <w:tcW w:w="4390" w:type="dxa"/>
           </w:tcPr>
           <w:p>
             <w:pPr>
               <w:jc w:val="center"/>
               <w:rPr>
                 <w:rFonts w:ascii="Times New Roman" w:hAnsi="Times New Roman" w:cs="Times New Roman"/>
+                <w:b/>
+                <w:bCs/>
                 <w:sz w:val="28"/>
                 <w:szCs w:val="28"/>
               </w:rPr>
@@ -5582,21 +5356,15 @@
         </w:tc>
         <w:tc>
           <w:tcPr>
-            <w:tcW w:w="0" w:type="auto"/>
-            <w:tcMar>
-              <w:top w:w="150" w:type="dxa"/>
-              <w:left w:w="240" w:type="dxa"/>
-              <w:bottom w:w="150" w:type="dxa"/>
-              <w:right w:w="0" w:type="dxa"/>
-            </w:tcMar>
-            <w:vAlign w:val="center"/>
-            <w:hideMark/>
+            <w:tcW w:w="4955" w:type="dxa"/>
           </w:tcPr>
           <w:p>
             <w:pPr>
               <w:jc w:val="center"/>
               <w:rPr>
                 <w:rFonts w:ascii="Times New Roman" w:hAnsi="Times New Roman" w:cs="Times New Roman"/>
+                <w:b/>
+                <w:bCs/>
                 <w:sz w:val="28"/>
                 <w:szCs w:val="28"/>
               </w:rPr>
@@ -5615,26 +5383,21 @@
       <w:tr>
         <w:tc>
           <w:tcPr>
-            <w:tcW w:w="0" w:type="auto"/>
-            <w:tcMar>
-              <w:top w:w="150" w:type="dxa"/>
-              <w:left w:w="0" w:type="dxa"/>
-              <w:bottom w:w="150" w:type="dxa"/>
-              <w:right w:w="240" w:type="dxa"/>
-            </w:tcMar>
-            <w:vAlign w:val="center"/>
-            <w:hideMark/>
+            <w:tcW w:w="4390" w:type="dxa"/>
           </w:tcPr>
           <w:p>
             <w:pPr>
               <w:jc w:val="center"/>
               <w:rPr>
                 <w:rFonts w:ascii="Times New Roman" w:hAnsi="Times New Roman" w:cs="Times New Roman"/>
+                <w:b/>
+                <w:bCs/>
                 <w:sz w:val="28"/>
                 <w:szCs w:val="28"/>
               </w:rPr>
             </w:pPr>
             <w:proofErr w:type="spellStart"/>
+            <w:proofErr w:type="gramStart"/>
             <w:r>
               <w:rPr>
                 <w:rFonts w:ascii="Times New Roman" w:hAnsi="Times New Roman" w:cs="Times New Roman"/>
@@ -5650,27 +5413,30 @@
                 <w:sz w:val="28"/>
                 <w:szCs w:val="28"/>
               </w:rPr>
-              <w:t>[]</w:t>
+              <w:t>[</w:t>
+            </w:r>
+            <w:proofErr w:type="gramEnd"/>
+            <w:r>
+              <w:rPr>
+                <w:rFonts w:ascii="Times New Roman" w:hAnsi="Times New Roman" w:cs="Times New Roman"/>
+                <w:sz w:val="28"/>
+                <w:szCs w:val="28"/>
+              </w:rPr>
+              <w:t>]</w:t>
             </w:r>
           </w:p>
         </w:tc>
         <w:tc>
           <w:tcPr>
-            <w:tcW w:w="0" w:type="auto"/>
-            <w:tcMar>
-              <w:top w:w="150" w:type="dxa"/>
-              <w:left w:w="240" w:type="dxa"/>
-              <w:bottom w:w="150" w:type="dxa"/>
-              <w:right w:w="0" w:type="dxa"/>
-            </w:tcMar>
-            <w:vAlign w:val="center"/>
-            <w:hideMark/>
+            <w:tcW w:w="4955" w:type="dxa"/>
           </w:tcPr>
           <w:p>
             <w:pPr>
               <w:jc w:val="center"/>
               <w:rPr>
                 <w:rFonts w:ascii="Times New Roman" w:hAnsi="Times New Roman" w:cs="Times New Roman"/>
+                <w:b/>
+                <w:bCs/>
                 <w:sz w:val="28"/>
                 <w:szCs w:val="28"/>
               </w:rPr>
@@ -5689,21 +5455,15 @@
       <w:tr>
         <w:tc>
           <w:tcPr>
-            <w:tcW w:w="0" w:type="auto"/>
-            <w:tcMar>
-              <w:top w:w="150" w:type="dxa"/>
-              <w:left w:w="0" w:type="dxa"/>
-              <w:bottom w:w="150" w:type="dxa"/>
-              <w:right w:w="240" w:type="dxa"/>
-            </w:tcMar>
-            <w:vAlign w:val="center"/>
-            <w:hideMark/>
+            <w:tcW w:w="4390" w:type="dxa"/>
           </w:tcPr>
           <w:p>
             <w:pPr>
               <w:jc w:val="center"/>
               <w:rPr>
                 <w:rFonts w:ascii="Times New Roman" w:hAnsi="Times New Roman" w:cs="Times New Roman"/>
+                <w:b/>
+                <w:bCs/>
                 <w:sz w:val="28"/>
                 <w:szCs w:val="28"/>
               </w:rPr>
@@ -5715,7 +5475,6 @@
                 <w:sz w:val="28"/>
                 <w:szCs w:val="28"/>
               </w:rPr>
-              <w:lastRenderedPageBreak/>
               <w:t>clear</w:t>
             </w:r>
             <w:proofErr w:type="spellEnd"/>
@@ -5723,21 +5482,15 @@
         </w:tc>
         <w:tc>
           <w:tcPr>
-            <w:tcW w:w="0" w:type="auto"/>
-            <w:tcMar>
-              <w:top w:w="150" w:type="dxa"/>
-              <w:left w:w="240" w:type="dxa"/>
-              <w:bottom w:w="150" w:type="dxa"/>
-              <w:right w:w="0" w:type="dxa"/>
-            </w:tcMar>
-            <w:vAlign w:val="center"/>
-            <w:hideMark/>
+            <w:tcW w:w="4955" w:type="dxa"/>
           </w:tcPr>
           <w:p>
             <w:pPr>
               <w:jc w:val="center"/>
               <w:rPr>
                 <w:rFonts w:ascii="Times New Roman" w:hAnsi="Times New Roman" w:cs="Times New Roman"/>
+                <w:b/>
+                <w:bCs/>
                 <w:sz w:val="28"/>
                 <w:szCs w:val="28"/>
               </w:rPr>
@@ -5756,21 +5509,15 @@
       <w:tr>
         <w:tc>
           <w:tcPr>
-            <w:tcW w:w="0" w:type="auto"/>
-            <w:tcMar>
-              <w:top w:w="150" w:type="dxa"/>
-              <w:left w:w="0" w:type="dxa"/>
-              <w:bottom w:w="150" w:type="dxa"/>
-              <w:right w:w="240" w:type="dxa"/>
-            </w:tcMar>
-            <w:vAlign w:val="center"/>
-            <w:hideMark/>
+            <w:tcW w:w="4390" w:type="dxa"/>
           </w:tcPr>
           <w:p>
             <w:pPr>
               <w:jc w:val="center"/>
               <w:rPr>
                 <w:rFonts w:ascii="Times New Roman" w:hAnsi="Times New Roman" w:cs="Times New Roman"/>
+                <w:b/>
+                <w:bCs/>
                 <w:sz w:val="28"/>
                 <w:szCs w:val="28"/>
               </w:rPr>
@@ -5789,32 +5536,36 @@
         </w:tc>
         <w:tc>
           <w:tcPr>
-            <w:tcW w:w="0" w:type="auto"/>
-            <w:tcMar>
-              <w:top w:w="150" w:type="dxa"/>
-              <w:left w:w="240" w:type="dxa"/>
-              <w:bottom w:w="150" w:type="dxa"/>
-              <w:right w:w="0" w:type="dxa"/>
-            </w:tcMar>
-            <w:vAlign w:val="center"/>
-            <w:hideMark/>
+            <w:tcW w:w="4955" w:type="dxa"/>
           </w:tcPr>
           <w:p>
             <w:pPr>
               <w:jc w:val="center"/>
               <w:rPr>
                 <w:rFonts w:ascii="Times New Roman" w:hAnsi="Times New Roman" w:cs="Times New Roman"/>
+                <w:b/>
+                <w:bCs/>
                 <w:sz w:val="28"/>
                 <w:szCs w:val="28"/>
               </w:rPr>
             </w:pPr>
+            <w:proofErr w:type="gramStart"/>
             <w:r>
               <w:rPr>
                 <w:rFonts w:ascii="Times New Roman" w:hAnsi="Times New Roman" w:cs="Times New Roman"/>
                 <w:sz w:val="28"/>
                 <w:szCs w:val="28"/>
               </w:rPr>
-              <w:t>O(n + m)</w:t>
+              <w:t>O(</w:t>
+            </w:r>
+            <w:proofErr w:type="gramEnd"/>
+            <w:r>
+              <w:rPr>
+                <w:rFonts w:ascii="Times New Roman" w:hAnsi="Times New Roman" w:cs="Times New Roman"/>
+                <w:sz w:val="28"/>
+                <w:szCs w:val="28"/>
+              </w:rPr>
+              <w:t>n + m)</w:t>
             </w:r>
           </w:p>
         </w:tc>
@@ -5822,21 +5573,15 @@
       <w:tr>
         <w:tc>
           <w:tcPr>
-            <w:tcW w:w="0" w:type="auto"/>
-            <w:tcMar>
-              <w:top w:w="150" w:type="dxa"/>
-              <w:left w:w="0" w:type="dxa"/>
-              <w:bottom w:w="150" w:type="dxa"/>
-              <w:right w:w="240" w:type="dxa"/>
-            </w:tcMar>
-            <w:vAlign w:val="center"/>
-            <w:hideMark/>
+            <w:tcW w:w="4390" w:type="dxa"/>
           </w:tcPr>
           <w:p>
             <w:pPr>
               <w:jc w:val="center"/>
               <w:rPr>
                 <w:rFonts w:ascii="Times New Roman" w:hAnsi="Times New Roman" w:cs="Times New Roman"/>
+                <w:b/>
+                <w:bCs/>
                 <w:sz w:val="28"/>
                 <w:szCs w:val="28"/>
               </w:rPr>
@@ -5855,21 +5600,15 @@
         </w:tc>
         <w:tc>
           <w:tcPr>
-            <w:tcW w:w="0" w:type="auto"/>
-            <w:tcMar>
-              <w:top w:w="150" w:type="dxa"/>
-              <w:left w:w="240" w:type="dxa"/>
-              <w:bottom w:w="150" w:type="dxa"/>
-              <w:right w:w="0" w:type="dxa"/>
-            </w:tcMar>
-            <w:vAlign w:val="center"/>
-            <w:hideMark/>
+            <w:tcW w:w="4955" w:type="dxa"/>
           </w:tcPr>
           <w:p>
             <w:pPr>
               <w:jc w:val="center"/>
               <w:rPr>
                 <w:rFonts w:ascii="Times New Roman" w:hAnsi="Times New Roman" w:cs="Times New Roman"/>
+                <w:b/>
+                <w:bCs/>
                 <w:sz w:val="28"/>
                 <w:szCs w:val="28"/>
               </w:rPr>
@@ -5888,6 +5627,19 @@
     </w:tbl>
     <w:p>
       <w:pPr>
+        <w:jc w:val="center"/>
+        <w:rPr>
+          <w:rFonts w:ascii="Times New Roman" w:hAnsi="Times New Roman" w:cs="Times New Roman"/>
+          <w:b/>
+          <w:bCs/>
+          <w:sz w:val="28"/>
+          <w:szCs w:val="28"/>
+        </w:rPr>
+      </w:pPr>
+    </w:p>
+    <w:p>
+      <w:pPr>
+        <w:jc w:val="center"/>
         <w:rPr>
           <w:rFonts w:ascii="Times New Roman" w:hAnsi="Times New Roman" w:cs="Times New Roman"/>
           <w:b/>
@@ -7054,6 +6806,7 @@
           <w:sz w:val="28"/>
           <w:szCs w:val="28"/>
         </w:rPr>
+        <w:lastRenderedPageBreak/>
         <w:t>Удвоение</w:t>
       </w:r>
       <w:r>
@@ -8753,7 +8506,6 @@
           <w:sz w:val="28"/>
           <w:szCs w:val="28"/>
         </w:rPr>
-        <w:lastRenderedPageBreak/>
         <w:t>В</w:t>
       </w:r>
       <w:r>
@@ -10437,6 +10189,7 @@
           <w:sz w:val="28"/>
           <w:szCs w:val="28"/>
         </w:rPr>
+        <w:lastRenderedPageBreak/>
         <w:t>Как</w:t>
       </w:r>
       <w:r>
@@ -13221,7 +12974,7 @@
           <w:sz w:val="28"/>
           <w:szCs w:val="28"/>
         </w:rPr>
-        <w:t>Git</w:t>
+        <w:t>Git-репозиторий</w:t>
       </w:r>
       <w:proofErr w:type="spellEnd"/>
       <w:r>
@@ -13230,7 +12983,7 @@
           <w:sz w:val="28"/>
           <w:szCs w:val="28"/>
         </w:rPr>
-        <w:t>-репозиторий:</w:t>
+        <w:t>:</w:t>
       </w:r>
       <w:r>
         <w:rPr>
@@ -13248,9 +13001,8 @@
         </w:rPr>
         <w:t>https://github.com/serafima2007k-code/algorithms</w:t>
       </w:r>
+      <w:bookmarkEnd w:id="0"/>
     </w:p>
-    <w:bookmarkEnd w:id="0"/>
-    <w:p/>
     <w:sectPr>
       <w:pgSz w:w="11906" w:h="16838"/>
       <w:pgMar w:top="1134" w:right="850" w:bottom="1134" w:left="1701" w:header="708" w:footer="708" w:gutter="0"/>
@@ -13262,8 +13014,8 @@
 </file>
 
 <file path=word/numbering.xml><?xml version="1.0" encoding="utf-8"?>
-<w:numbering xmlns:wpc="http://schemas.microsoft.com/office/word/2010/wordprocessingCanvas" xmlns:cx="http://schemas.microsoft.com/office/drawing/2014/chartex" xmlns:cx1="http://schemas.microsoft.com/office/drawing/2015/9/8/chartex" xmlns:cx2="http://schemas.microsoft.com/office/drawing/2015/10/21/chartex" xmlns:cx3="http://schemas.microsoft.com/office/drawing/2016/5/9/chartex" xmlns:cx4="http://schemas.microsoft.com/office/drawing/2016/5/10/chartex" xmlns:cx5="http://schemas.microsoft.com/office/drawing/2016/5/11/chartex" xmlns:cx6="http://schemas.microsoft.com/office/drawing/2016/5/12/chartex" xmlns:cx7="http://schemas.microsoft.com/office/drawing/2016/5/13/chartex" xmlns:cx8="http://schemas.microsoft.com/office/drawing/2016/5/14/chartex" xmlns:mc="http://schemas.openxmlformats.org/markup-compatibility/2006" xmlns:aink="http://schemas.microsoft.com/office/drawing/2016/ink" xmlns:am3d="http://schemas.microsoft.com/office/drawing/2017/model3d" xmlns:o="urn:schemas-microsoft-com:office:office" xmlns:r="http://schemas.openxmlformats.org/officeDocument/2006/relationships" xmlns:m="http://schemas.openxmlformats.org/officeDocument/2006/math" xmlns:v="urn:schemas-microsoft-com:vml" xmlns:wp14="http://schemas.microsoft.com/office/word/2010/wordprocessingDrawing" xmlns:wp="http://schemas.openxmlformats.org/drawingml/2006/wordprocessingDrawing" xmlns:w10="urn:schemas-microsoft-com:office:word" xmlns:w="http://schemas.openxmlformats.org/wordprocessingml/2006/main" xmlns:w14="http://schemas.microsoft.com/office/word/2010/wordml" xmlns:w15="http://schemas.microsoft.com/office/word/2012/wordml" xmlns:w16cex="http://schemas.microsoft.com/office/word/2018/wordml/cex" xmlns:w16cid="http://schemas.microsoft.com/office/word/2016/wordml/cid" xmlns:w16="http://schemas.microsoft.com/office/word/2018/wordml" xmlns:w16se="http://schemas.microsoft.com/office/word/2015/wordml/symex" xmlns:wpg="http://schemas.microsoft.com/office/word/2010/wordprocessingGroup" xmlns:wpi="http://schemas.microsoft.com/office/word/2010/wordprocessingInk" xmlns:wne="http://schemas.microsoft.com/office/word/2006/wordml" xmlns:wps="http://schemas.microsoft.com/office/word/2010/wordprocessingShape" mc:Ignorable="w14 w15 w16se w16cid w16 w16cex wp14">
-  <w:abstractNum w:abstractNumId="0" w15:restartNumberingAfterBreak="0">
+<w:numbering xmlns:wpc="http://schemas.microsoft.com/office/word/2010/wordprocessingCanvas" xmlns:mc="http://schemas.openxmlformats.org/markup-compatibility/2006" xmlns:o="urn:schemas-microsoft-com:office:office" xmlns:r="http://schemas.openxmlformats.org/officeDocument/2006/relationships" xmlns:m="http://schemas.openxmlformats.org/officeDocument/2006/math" xmlns:v="urn:schemas-microsoft-com:vml" xmlns:wp14="http://schemas.microsoft.com/office/word/2010/wordprocessingDrawing" xmlns:wp="http://schemas.openxmlformats.org/drawingml/2006/wordprocessingDrawing" xmlns:w10="urn:schemas-microsoft-com:office:word" xmlns:w="http://schemas.openxmlformats.org/wordprocessingml/2006/main" xmlns:w14="http://schemas.microsoft.com/office/word/2010/wordml" xmlns:w15="http://schemas.microsoft.com/office/word/2012/wordml" xmlns:wpg="http://schemas.microsoft.com/office/word/2010/wordprocessingGroup" xmlns:wpi="http://schemas.microsoft.com/office/word/2010/wordprocessingInk" xmlns:wne="http://schemas.microsoft.com/office/word/2006/wordml" xmlns:wps="http://schemas.microsoft.com/office/word/2010/wordprocessingShape" mc:Ignorable="w14 w15 wp14">
+  <w:abstractNum w:abstractNumId="0">
     <w:nsid w:val="49E47BD8"/>
     <w:multiLevelType w:val="multilevel"/>
     <w:tmpl w:val="B9D82218"/>
@@ -13383,7 +13135,7 @@
 </file>
 
 <file path=word/styles.xml><?xml version="1.0" encoding="utf-8"?>
-<w:styles xmlns:mc="http://schemas.openxmlformats.org/markup-compatibility/2006" xmlns:r="http://schemas.openxmlformats.org/officeDocument/2006/relationships" xmlns:w="http://schemas.openxmlformats.org/wordprocessingml/2006/main" xmlns:w14="http://schemas.microsoft.com/office/word/2010/wordml" xmlns:w15="http://schemas.microsoft.com/office/word/2012/wordml" xmlns:w16cex="http://schemas.microsoft.com/office/word/2018/wordml/cex" xmlns:w16cid="http://schemas.microsoft.com/office/word/2016/wordml/cid" xmlns:w16="http://schemas.microsoft.com/office/word/2018/wordml" xmlns:w16se="http://schemas.microsoft.com/office/word/2015/wordml/symex" mc:Ignorable="w14 w15 w16se w16cid w16 w16cex">
+<w:styles xmlns:mc="http://schemas.openxmlformats.org/markup-compatibility/2006" xmlns:r="http://schemas.openxmlformats.org/officeDocument/2006/relationships" xmlns:w="http://schemas.openxmlformats.org/wordprocessingml/2006/main" xmlns:w14="http://schemas.microsoft.com/office/word/2010/wordml" xmlns:w15="http://schemas.microsoft.com/office/word/2012/wordml" mc:Ignorable="w14 w15">
   <w:docDefaults>
     <w:rPrDefault>
       <w:rPr>
@@ -13399,7 +13151,7 @@
       </w:pPr>
     </w:pPrDefault>
   </w:docDefaults>
-  <w:latentStyles w:defLockedState="0" w:defUIPriority="99" w:defSemiHidden="0" w:defUnhideWhenUsed="0" w:defQFormat="0" w:count="376">
+  <w:latentStyles w:defLockedState="0" w:defUIPriority="99" w:defSemiHidden="0" w:defUnhideWhenUsed="0" w:defQFormat="0" w:count="371">
     <w:lsdException w:name="Normal" w:uiPriority="0" w:qFormat="1"/>
     <w:lsdException w:name="heading 1" w:uiPriority="9" w:qFormat="1"/>
     <w:lsdException w:name="heading 2" w:semiHidden="1" w:uiPriority="9" w:unhideWhenUsed="1" w:qFormat="1"/>
@@ -13771,16 +13523,11 @@
     <w:lsdException w:name="List Table 5 Dark Accent 6" w:uiPriority="50"/>
     <w:lsdException w:name="List Table 6 Colorful Accent 6" w:uiPriority="51"/>
     <w:lsdException w:name="List Table 7 Colorful Accent 6" w:uiPriority="52"/>
-    <w:lsdException w:name="Mention" w:semiHidden="1" w:unhideWhenUsed="1"/>
-    <w:lsdException w:name="Smart Hyperlink" w:semiHidden="1" w:unhideWhenUsed="1"/>
-    <w:lsdException w:name="Hashtag" w:semiHidden="1" w:unhideWhenUsed="1"/>
-    <w:lsdException w:name="Unresolved Mention" w:semiHidden="1" w:unhideWhenUsed="1"/>
-    <w:lsdException w:name="Smart Link" w:semiHidden="1" w:unhideWhenUsed="1"/>
   </w:latentStyles>
   <w:style w:type="paragraph" w:default="1" w:styleId="a">
     <w:name w:val="Normal"/>
     <w:qFormat/>
-    <w:rsid w:val="00232322"/>
+    <w:rsid w:val="00C43309"/>
     <w:rPr>
       <w:kern w:val="2"/>
       <w14:ligatures w14:val="standardContextual"/>
@@ -13789,6 +13536,7 @@
   <w:style w:type="character" w:default="1" w:styleId="a0">
     <w:name w:val="Default Paragraph Font"/>
     <w:uiPriority w:val="1"/>
+    <w:semiHidden/>
     <w:unhideWhenUsed/>
   </w:style>
   <w:style w:type="table" w:default="1" w:styleId="a1">
@@ -13811,6 +13559,32 @@
     <w:uiPriority w:val="99"/>
     <w:semiHidden/>
     <w:unhideWhenUsed/>
+  </w:style>
+  <w:style w:type="table" w:styleId="a3">
+    <w:name w:val="Table Grid"/>
+    <w:basedOn w:val="a1"/>
+    <w:uiPriority w:val="39"/>
+    <w:rsid w:val="00C43309"/>
+    <w:pPr>
+      <w:spacing w:after="0" w:line="240" w:lineRule="auto"/>
+    </w:pPr>
+    <w:tblPr>
+      <w:tblInd w:w="0" w:type="dxa"/>
+      <w:tblBorders>
+        <w:top w:val="single" w:sz="4" w:space="0" w:color="auto"/>
+        <w:left w:val="single" w:sz="4" w:space="0" w:color="auto"/>
+        <w:bottom w:val="single" w:sz="4" w:space="0" w:color="auto"/>
+        <w:right w:val="single" w:sz="4" w:space="0" w:color="auto"/>
+        <w:insideH w:val="single" w:sz="4" w:space="0" w:color="auto"/>
+        <w:insideV w:val="single" w:sz="4" w:space="0" w:color="auto"/>
+      </w:tblBorders>
+      <w:tblCellMar>
+        <w:top w:w="0" w:type="dxa"/>
+        <w:left w:w="108" w:type="dxa"/>
+        <w:bottom w:w="0" w:type="dxa"/>
+        <w:right w:w="108" w:type="dxa"/>
+      </w:tblCellMar>
+    </w:tblPr>
   </w:style>
 </w:styles>
 </file>
